--- a/Demo Documents/Vendor_Methodology_Model_Development_Report.docx
+++ b/Demo Documents/Vendor_Methodology_Model_Development_Report.docx
@@ -341,10 +341,7 @@
         <w:pStyle w:val="BodyText"/>
       </w:pPr>
       <w:r>
-        <w:t xml:space="preserve">This report is intended for use by client personnel involved in model governance, financial reporting, and model risk management. </w:t>
-      </w:r>
-      <w:r>
-        <w:t>Reproduction or external distribution is prohibited without written permission from Northstar Analytics.</w:t>
+        <w:t>This report is intended for use by client personnel involved in model governance, financial reporting, and model risk management. Reproduction or external distribution is prohibited without written permission from Northstar Analytics.</w:t>
       </w:r>
     </w:p>
     <w:p/>
@@ -361,13 +358,7 @@
         <w:pStyle w:val="BodyText"/>
       </w:pPr>
       <w:r>
-        <w:t xml:space="preserve">Northstar Analytics provides the CECL Suite as a decision-support tool. </w:t>
-      </w:r>
-      <w:r>
-        <w:t xml:space="preserve">The client is responsible for evaluating model appropriateness, implementing effective controls, and ensuring compliance with applicable accounting guidance and internal policies. </w:t>
-      </w:r>
-      <w:r>
-        <w:t>Results are sensitive to data quality, segmentation, scenario selection, and management overlays.</w:t>
+        <w:t>Northstar Analytics provides the CECL Suite as a decision-support tool. The client is responsible for evaluating model appropriateness, implementing effective controls, and ensuring compliance with applicable accounting guidance and internal policies. Results are sensitive to data quality, segmentation, scenario selection, and management overlays.</w:t>
       </w:r>
     </w:p>
     <w:p>
@@ -388,10 +379,7 @@
         <w:pStyle w:val="BodyText"/>
       </w:pPr>
       <w:r>
-        <w:t xml:space="preserve">Note: This document contains a placeholder for a Microsoft Word-generated Table of Contents. </w:t>
-      </w:r>
-      <w:r>
-        <w:t>To update: References &gt; Table of Contents &gt; Update Table.</w:t>
+        <w:t>Note: This document contains a placeholder for a Microsoft Word-generated Table of Contents. To update: References &gt; Table of Contents &gt; Update Table.</w:t>
       </w:r>
     </w:p>
     <w:p/>
@@ -644,6 +632,38 @@
     <w:p>
       <w:r>
         <w:br w:type="page"/>
+      </w:r>
+    </w:p>
+    <w:p>
+      <w:pPr>
+        <w:pStyle w:val="Heading2"/>
+      </w:pPr>
+      <w:r>
+        <w:t>1.4 Required Data Inputs and ETL Overview</w:t>
+      </w:r>
+    </w:p>
+    <w:p>
+      <w:pPr>
+        <w:pStyle w:val="BodyText"/>
+      </w:pPr>
+      <w:r>
+        <w:t xml:space="preserve">The CECL Suite consumes client-provided loan-level data files and macroeconomic scenario files. Loan-level input files are expected as standardized flat files (CSV or pipe-delimited) conforming to the Northstar Input Specification (document NA-SRB-UG-4.2). Required fields include account identifier (masked/tokenized), product type, origination date, contractual maturity, current balance, credit line (revolving), days-past-due status, internal risk grade, collateral type and estimated value (secured), effective interest rate or contractual rate, and charge-off date and amount where applicable. The full field catalog with definitions, data types, allowable values, and mapping guidance is maintained in the Input Specification and the Example Variable Catalog (Appendix B).</w:t>
+      </w:r>
+    </w:p>
+    <w:p>
+      <w:pPr>
+        <w:pStyle w:val="BodyText"/>
+      </w:pPr>
+      <w:r>
+        <w:t xml:space="preserve">Client institutions are expected to extract input data from their core loan origination and servicing systems (e.g., core banking platform, loan servicing system, credit bureau feed) and transmit the standardized files to the Northstar secure processing environment via encrypted SFTP prior to each model run cycle. The extraction process, including reconciliation of record counts and control totals to source system reports, is the responsibility of the client and should be documented as part of the client’s operating procedures. Northstar provides a pre-run data validation report that flags input quality exceptions prior to model execution.</w:t>
+      </w:r>
+    </w:p>
+    <w:p>
+      <w:pPr>
+        <w:pStyle w:val="BodyText"/>
+      </w:pPr>
+      <w:r>
+        <w:t xml:space="preserve">Macroeconomic scenario files are provided by the client or sourced from a Northstar-approved scenario provider. Each scenario file contains projected values of the macro variables listed in Section 9.1 (unemployment rate, GDP growth, HPI, used vehicle price index, and interest rate level) at monthly frequency over the forecast horizon, with a single terminal long-run value for each variable used during the reversion period. Scenario file version control and approval are the responsibility of the client governance process.</w:t>
       </w:r>
     </w:p>
     <w:p>
@@ -3276,6 +3296,142 @@
       </w:r>
     </w:p>
     <w:p>
+      <w:pPr>
+        <w:pStyle w:val="Heading2"/>
+      </w:pPr>
+      <w:r>
+        <w:t>11.4 Development Data: Sources, PII, and Data Quality</w:t>
+      </w:r>
+    </w:p>
+    <w:p>
+      <w:pPr>
+        <w:pStyle w:val="BodyText"/>
+      </w:pPr>
+      <w:r>
+        <w:t xml:space="preserve">The CECL Suite is developed using a combination of internal loan-level performance data contributed by consortium clients and publicly available macroeconomic series. Northstar’s development dataset spans approximately 7 to 10 years of monthly account-level observations across the supported product types (auto, credit card, HELOC, and small-business installment), encompassing over 50 million account-month records in aggregate across the consortium. For a given client implementation, Northstar conducts a data applicability assessment (see Appendix E) to compare the client’s portfolio characteristics — including vintage distribution, FICO bands, origination channel mix, geographic concentration, and loss history — against the development population. Material differences are documented and may result in recommended recalibration, segmentation adjustment, or local overlay.</w:t>
+      </w:r>
+    </w:p>
+    <w:p>
+      <w:pPr>
+        <w:pStyle w:val="BodyText"/>
+      </w:pPr>
+      <w:r>
+        <w:t xml:space="preserve">Macroeconomic data are sourced from publicly available series including the U.S. Bureau of Labor Statistics (unemployment rate), Federal Reserve Economic Data (FRED) for GDP and interest rates, the Federal Housing Finance Agency (FHFA) House Price Index, and Manheim Used Vehicle Value Index for auto collateral. These series are version-controlled within the Northstar data management environment and updated on a quarterly basis aligned with scenario refresh cycles.</w:t>
+      </w:r>
+    </w:p>
+    <w:p>
+      <w:pPr>
+        <w:pStyle w:val="BodyText"/>
+      </w:pPr>
+      <w:r>
+        <w:t xml:space="preserve">Regarding personally identifiable information (PII): the CECL Suite development process uses de-identified account-level data. Northstar does not receive or retain borrower names, Social Security numbers, or other direct identifiers from client institutions. Data submitted to Northstar for calibration or diagnostic purposes is transmitted under data use agreements that require client-side de-identification prior to transfer. Clients are responsible for ensuring compliance with applicable privacy regulations (e.g., GLBA, state privacy laws) when transmitting portfolio data to Northstar.</w:t>
+      </w:r>
+    </w:p>
+    <w:p>
+      <w:pPr>
+        <w:pStyle w:val="BodyText"/>
+      </w:pPr>
+      <w:r>
+        <w:t xml:space="preserve">Data quality is assessed at two levels: (i) development-time quality controls applied by Northstar to consortium data, including completeness checks, range validation, internal consistency tests (e.g., balance reconciliation, charge-off flag alignment), and outlier review; and (ii) run-time quality controls applied to client-submitted input files, including field-level null rate checks, value distribution comparisons against expected ranges, and row-count reconciliation against prior periods. Run-time quality exceptions are surfaced in the model execution log and must be reviewed before results are used for reporting.</w:t>
+      </w:r>
+    </w:p>
+    <w:p>
+      <w:pPr>
+        <w:pStyle w:val="Heading2"/>
+      </w:pPr>
+      <w:r>
+        <w:t>11.5 Overlay Documentation and Rationale Framework</w:t>
+      </w:r>
+    </w:p>
+    <w:p>
+      <w:pPr>
+        <w:pStyle w:val="BodyText"/>
+      </w:pPr>
+      <w:r>
+        <w:t xml:space="preserve">As described in Section 2.3, the CECL Suite supports optional multiplicative and additive overlays applied to PD and/or LGD term structures. Overlays exist to address factors that fall outside the scope of the quantitative model, including: (i) known structural changes to underwriting standards, servicing, or portfolio composition that postdate the calibration window; (ii) idiosyncratic concentration risks not captured in macro scenarios (e.g., geographic exposure to a regional economic shock); (iii) management’s assessment of uncertainty at the tail of the forecast horizon; and (iv) regulatory or auditor expectations regarding conservatism in the current environment.</w:t>
+      </w:r>
+    </w:p>
+    <w:p>
+      <w:pPr>
+        <w:pStyle w:val="BodyText"/>
+      </w:pPr>
+      <w:r>
+        <w:t xml:space="preserve">Each overlay applied within the CECL Suite must be documented with: (a) the specific component and segment(s) affected; (b) the direction, magnitude, and duration of the adjustment; (c) the business rationale and supporting evidence; (d) the approving authority; and (e) the planned review or sunset date. Overlay metadata is stored as a named run parameter and is included in the model execution log to ensure full reproducibility. Overlays are reviewed at each reporting cycle and are expected to converge toward zero as the underlying condition becomes incorporated in the quantitative model or passes from relevance.</w:t>
+      </w:r>
+    </w:p>
+    <w:p>
+      <w:pPr>
+        <w:pStyle w:val="BodyText"/>
+      </w:pPr>
+      <w:r>
+        <w:t xml:space="preserve">Northstar recommends that the client’s model governance framework establish a separate overlay log maintained by the model owner, reviewed by model risk management, and reported to the appropriate committee (e.g., ALLL/ACL Committee) on a quarterly basis. The overlay log should distinguish between quantitative adjustments (supported by data analysis) and qualitative adjustments (supported by management judgment) and should track cumulative overlay impact relative to the unadjusted model output over time.</w:t>
+      </w:r>
+    </w:p>
+    <w:p>
+      <w:pPr>
+        <w:pStyle w:val="Heading2"/>
+      </w:pPr>
+      <w:r>
+        <w:t>11.6 Material Change Definition and Change Management</w:t>
+      </w:r>
+    </w:p>
+    <w:p>
+      <w:pPr>
+        <w:pStyle w:val="BodyText"/>
+      </w:pPr>
+      <w:r>
+        <w:t xml:space="preserve">Northstar defines a material change to the CECL Suite as any modification that is reasonably expected to produce a directional shift in aggregate ECL of 5% or greater at the portfolio level, or any change to core modeling methodology (e.g., substitution of estimation technique, addition or removal of a macro driver, change to segmentation structure, or change to the discounting approach). Version releases that constitute material changes are identified as major version increments (e.g., v4.x to v5.0) and are accompanied by a revised Methodology and Model Development Report, a model change summary memo, and updated development diagnostics.</w:t>
+      </w:r>
+    </w:p>
+    <w:p>
+      <w:pPr>
+        <w:pStyle w:val="BodyText"/>
+      </w:pPr>
+      <w:r>
+        <w:t xml:space="preserve">Non-material changes — including calibration updates, scenario refresh, parameter reconfiguration within documented ranges, and data corrections — are issued as minor version increments (e.g., v4.1 to v4.2) and are documented in the document control log. Clients are expected to apply their own model change policy to determine whether a Northstar version release triggers a re-validation requirement under their internal framework.</w:t>
+      </w:r>
+    </w:p>
+    <w:p>
+      <w:pPr>
+        <w:pStyle w:val="BodyText"/>
+      </w:pPr>
+      <w:r>
+        <w:t xml:space="preserve">Client-side configuration changes (e.g., modifying reversion horizon, adjusting scenario weights, updating long-run anchors) are governed by the client’s model change policy. Northstar recommends that any configuration change that produces an ECL impact above the client’s materiality threshold be treated as a model change event, documented in the overlay or change log, and reviewed by model risk management prior to use in financial reporting. Northstar support is available to assess the expected impact of proposed configuration changes prior to implementation.</w:t>
+      </w:r>
+    </w:p>
+    <w:p>
+      <w:pPr>
+        <w:pStyle w:val="Heading2"/>
+      </w:pPr>
+      <w:r>
+        <w:t>11.7 Ongoing Monitoring, Reporting Metrics, and Vendor Monitoring</w:t>
+      </w:r>
+    </w:p>
+    <w:p>
+      <w:pPr>
+        <w:pStyle w:val="BodyText"/>
+      </w:pPr>
+      <w:r>
+        <w:t xml:space="preserve">Northstar recommends that clients implement a formal ongoing performance monitoring program for the CECL Suite with a minimum quarterly frequency, aligned with the allowance reporting cycle. The monitoring program should be executed by the model owner (or designee) and reviewed annually by the independent model validator. Core monitoring metrics include: (i) Population Stability Index (PSI) for key input variables relative to the development population; (ii) actual vs. modeled net charge-off rate comparison by segment (back-test); (iii) ECL coverage ratio trend (ECL reserve as a percentage of outstanding balance); (iv) overlay magnitude and direction relative to unadjusted model output; and (v) macro scenario path realization vs. the forecast used at the prior reporting date. Breaches of established monitoring thresholds (see Section 4.3 for PSI thresholds) should be escalated and documented.</w:t>
+      </w:r>
+    </w:p>
+    <w:p>
+      <w:pPr>
+        <w:pStyle w:val="BodyText"/>
+      </w:pPr>
+      <w:r>
+        <w:t xml:space="preserve">Northstar conducts its own ongoing monitoring of model performance across the client base using aggregated, anonymized portfolio data. This includes quarterly diagnostic reviews of PD discrimination (AUC/KS), calibration stability (modeled vs. realized loss rates by vintage cohort), and PSI for key input variables. Northstar publishes a quarterly Model Health Report summarizing portfolio-wide trends and flags any segments where performance has degraded below acceptable thresholds. Clients are encouraged to compare their institution-specific monitoring results to Northstar’s portfolio-wide benchmarks to assess whether deviations are idiosyncratic or industry-wide.</w:t>
+      </w:r>
+    </w:p>
+    <w:p>
+      <w:pPr>
+        <w:pStyle w:val="BodyText"/>
+      </w:pPr>
+      <w:r>
+        <w:t xml:space="preserve">Recommended reporting structure and frequency: model performance results should be reported to the model owner on a monthly basis (or at each run cycle) via the automated model execution log. A quarterly monitoring summary, including back-test results, PSI metrics, overlay activity, and any threshold breaches, should be presented to the ALLL/ACL Committee or equivalent governance body. An annual comprehensive performance review — incorporating out-of-time validation, benchmark comparisons, and a forward-looking assessment of model fitness — should be presented to model risk management and the Board Risk Committee as applicable. The annual review serves as the primary input for the model re-validation determination.</w:t>
+      </w:r>
+    </w:p>
+    <w:p>
       <w:r>
         <w:br w:type="page"/>
       </w:r>
@@ -4081,6 +4237,134 @@
         </w:tc>
       </w:tr>
     </w:tbl>
+    <w:p>
+      <w:pPr>
+        <w:pStyle w:val="Heading2"/>
+      </w:pPr>
+      <w:r>
+        <w:t>Appendix E: Data Applicability Assessment Framework</w:t>
+      </w:r>
+    </w:p>
+    <w:p>
+      <w:pPr>
+        <w:pStyle w:val="BodyText"/>
+      </w:pPr>
+      <w:r>
+        <w:t xml:space="preserve">Northstar performs a data applicability assessment for each new client implementation and when significant changes to portfolio composition are observed. The assessment compares the client’s loan-level data to the development population along the following dimensions, producing a written applicability memorandum that is provided to the client for inclusion in validation documentation.</w:t>
+      </w:r>
+    </w:p>
+    <w:p>
+      <w:pPr>
+        <w:pStyle w:val="BodyText"/>
+      </w:pPr>
+      <w:r>
+        <w:t xml:space="preserve">Dimension 1 — Portfolio Mix: Comparison of product type distribution, origination channel, and geographic concentration between the client portfolio and the development dataset. Significant concentration in product types or geographies underrepresented in development data is flagged.</w:t>
+      </w:r>
+    </w:p>
+    <w:p>
+      <w:pPr>
+        <w:pStyle w:val="BodyText"/>
+      </w:pPr>
+      <w:r>
+        <w:t xml:space="preserve">Dimension 2 — Risk Profile: Comparison of FICO/score band distribution, loan-to-value ratios (secured), and delinquency bucket distribution at the time of implementation against development population benchmarks. PSI is calculated for each key input variable.</w:t>
+      </w:r>
+    </w:p>
+    <w:p>
+      <w:pPr>
+        <w:pStyle w:val="BodyText"/>
+      </w:pPr>
+      <w:r>
+        <w:t xml:space="preserve">Dimension 3 — Loss History: Comparison of historical net charge-off rates and default rates between client portfolio (most recent available 4–8 quarters) and development cohorts. Persistent differences in loss rates may indicate the need for local calibration.</w:t>
+      </w:r>
+    </w:p>
+    <w:p>
+      <w:pPr>
+        <w:pStyle w:val="BodyText"/>
+      </w:pPr>
+      <w:r>
+        <w:t xml:space="preserve">Dimension 4 — Underwriting and Policy: Review of client-provided underwriting guidelines and credit policy documents to identify structural differences (e.g., maximum LTV limits, minimum FICO requirements, geographic restrictions) that may affect model applicability. Policy-driven differences that cannot be resolved through recalibration are noted as limitations.</w:t>
+      </w:r>
+    </w:p>
+    <w:p>
+      <w:pPr>
+        <w:pStyle w:val="BodyText"/>
+      </w:pPr>
+      <w:r>
+        <w:t xml:space="preserve">The applicability assessment concludes with an overall applicability rating (Highly Applicable / Applicable with Adjustments / Limited Applicability) and specific recommendations for recalibration, segmentation refinement, or supplemental overlays where warranted. For Sample Regional Bank (SRB), the initial applicability assessment was completed concurrent with the v4.0 client release and is available as a separate deliverable (Document ID: NA-SRB-APPL-4.0).</w:t>
+      </w:r>
+    </w:p>
+    <w:p>
+      <w:pPr>
+        <w:pStyle w:val="Heading2"/>
+      </w:pPr>
+      <w:r>
+        <w:t>Appendix F: SOC Report Availability and Vendor Certification</w:t>
+      </w:r>
+    </w:p>
+    <w:p>
+      <w:pPr>
+        <w:pStyle w:val="BodyText"/>
+      </w:pPr>
+      <w:r>
+        <w:t xml:space="preserve">Northstar Analytics undergoes an annual SOC 1 Type II examination covering controls relevant to financial reporting, including the CECL Suite production environment, data ingestion processes, model execution controls, and output delivery. The SOC 1 report is issued by an independent registered public accounting firm and covers the period from January 1 through December 31 of each calendar year. The most recent report (covering the period ending December 31, 2025) is available to clients and their auditors under NDA upon request to Northstar Client Services.</w:t>
+      </w:r>
+    </w:p>
+    <w:p>
+      <w:pPr>
+        <w:pStyle w:val="BodyText"/>
+      </w:pPr>
+      <w:r>
+        <w:t xml:space="preserve">In addition, Northstar maintains a SOC 2 Type II report covering Security, Availability, and Confidentiality trust service criteria for the Northstar hosted platform environment. This report is also available to clients and their auditors upon request. No material exceptions or control deficiencies were noted in either the 2025 SOC 1 or SOC 2 reports. Northstar provides bridge letters covering any gap period between the report end date and the client’s audit date upon request.</w:t>
+      </w:r>
+    </w:p>
+    <w:p>
+      <w:pPr>
+        <w:pStyle w:val="BodyText"/>
+      </w:pPr>
+      <w:r>
+        <w:t xml:space="preserve">Model implementation certification: Northstar provides a standard Implementation Certification letter confirming that the CECL Suite has been implemented in accordance with the documented methodology for each client. The certification letter is issued following the completion of Northstar’s internal implementation review and is updated with each major version release. For SRB, the current implementation certification covers Northstar CECL Suite v4.2 and is available as document NA-SRB-CERT-4.2.</w:t>
+      </w:r>
+    </w:p>
+    <w:p>
+      <w:pPr>
+        <w:pStyle w:val="Heading2"/>
+      </w:pPr>
+      <w:r>
+        <w:t>Appendix G: Reference Documents and Bibliography</w:t>
+      </w:r>
+    </w:p>
+    <w:p>
+      <w:pPr>
+        <w:pStyle w:val="BodyText"/>
+      </w:pPr>
+      <w:r>
+        <w:t xml:space="preserve">The following documents and references are relevant to the Northstar CECL Suite methodology. Client-side deliverables listed below are available from Northstar Client Services.</w:t>
+      </w:r>
+    </w:p>
+    <w:p>
+      <w:pPr>
+        <w:pStyle w:val="BodyText"/>
+      </w:pPr>
+      <w:r>
+        <w:t xml:space="preserve">Regulatory and Accounting Standards: Financial Accounting Standards Board (FASB), Accounting Standards Update (ASU) 2016-13, “Measurement of Credit Losses on Financial Instruments” (CECL). Office of the Comptroller of the Currency (OCC), Federal Reserve, FDIC, NCUA — “Joint Statement on the New Accounting Standard on Financial Instruments – Credit Losses” (February 2019). OCC Supervisory Guidance on Model Risk Management (OCC 2011-12, SR 11-7). FASB ASC 326-20 Implementation Guidance and Illustrations.</w:t>
+      </w:r>
+    </w:p>
+    <w:p>
+      <w:pPr>
+        <w:pStyle w:val="BodyText"/>
+      </w:pPr>
+      <w:r>
+        <w:t xml:space="preserve">Academic and Technical References: Hosmer, D. W., Lemeshow, S., and Sturdivant, R. X. (2013). Applied Logistic Regression (3rd ed.). Wiley. Vasicek, O. (2002). “Loan Portfolio Value.” Risk Magazine. Schuermann, T. (2004). “What Do We Know About Loss Given Default?” Federal Reserve Bank of New York Staff Reports. Lando, D. (2004). Credit Risk Modeling. Princeton University Press. McNeil, A. J., Frey, R., and Embrechts, P. (2015). Quantitative Risk Management (Revised ed.). Princeton University Press.</w:t>
+      </w:r>
+    </w:p>
+    <w:p>
+      <w:pPr>
+        <w:pStyle w:val="BodyText"/>
+      </w:pPr>
+      <w:r>
+        <w:t xml:space="preserve">Northstar Analytics Client Deliverables (Sample Regional Bank): NA-CECL-MDR-4.2 — This document (Methodology and Model Development Report, v4.2). NA-SRB-APPL-4.0 — Data Applicability Assessment Memorandum (initial implementation). NA-SRB-CERT-4.2 — Implementation Certification Letter, v4.2. NA-SRB-MON-TMPL-4.2 — Monitoring Report Template. NA-SRB-UG-4.2 — End User Guide and Operating Procedures, v4.2. NA-SRB-CONFIG-4.2 — Configuration Specification Document, v4.2. SOC 1 Type II Report (period ending December 31, 2025) — available under NDA. SOC 2 Type II Report (period ending December 31, 2025) — available under NDA.</w:t>
+      </w:r>
+    </w:p>
     <w:sectPr>
       <w:headerReference w:type="default" r:id="rId9"/>
       <w:footerReference w:type="default" r:id="rId10"/>
